--- a/my_cv.docx
+++ b/my_cv.docx
@@ -100,6 +100,7 @@
         <w:spacing w:line="240" w:lineRule="auto"/>
         <w:jc w:val="right"/>
         <w:rPr>
+          <w:rStyle w:val="Hyperlink"/>
           <w:b/>
           <w:bCs/>
           <w:sz w:val="24"/>
@@ -125,6 +126,49 @@
           <w:t>richardvidzrakou1998@gmail.com</w:t>
         </w:r>
       </w:hyperlink>
+    </w:p>
+    <w:p>
+      <w:pPr>
+        <w:spacing w:line="240" w:lineRule="auto"/>
+        <w:jc w:val="right"/>
+        <w:rPr>
+          <w:b/>
+          <w:bCs/>
+          <w:sz w:val="24"/>
+          <w:szCs w:val="24"/>
+        </w:rPr>
+      </w:pPr>
+      <w:r>
+        <w:rPr>
+          <w:rStyle w:val="Hyperlink"/>
+          <w:color w:val="000000" w:themeColor="text1"/>
+          <w:sz w:val="24"/>
+          <w:szCs w:val="24"/>
+          <w:u w:val="none"/>
+        </w:rPr>
+        <w:t>Portfolio</w:t>
+      </w:r>
+      <w:r>
+        <w:rPr>
+          <w:rStyle w:val="Hyperlink"/>
+          <w:b/>
+          <w:bCs/>
+          <w:color w:val="000000" w:themeColor="text1"/>
+          <w:sz w:val="24"/>
+          <w:szCs w:val="24"/>
+        </w:rPr>
+        <w:t xml:space="preserve">: </w:t>
+      </w:r>
+      <w:r>
+        <w:rPr>
+          <w:rStyle w:val="Hyperlink"/>
+          <w:b/>
+          <w:bCs/>
+          <w:sz w:val="24"/>
+          <w:szCs w:val="24"/>
+        </w:rPr>
+        <w:t>https://richardvidvidzrakou98.github.io/portfolio/</w:t>
+      </w:r>
     </w:p>
     <w:p>
       <w:pPr>
@@ -731,23 +775,30 @@
           <w:sz w:val="24"/>
           <w:szCs w:val="24"/>
         </w:rPr>
-        <w:t>As a software engineer, I possess technical expertise in various programming languages and software development tools. My experience in the software engineering field includes developing, testing, and deploying software applications, and working collaboratively with cross-functional teams to deliver high-quality products.</w:t>
-      </w:r>
-    </w:p>
-    <w:p>
-      <w:pPr>
-        <w:spacing w:line="240" w:lineRule="auto"/>
-        <w:rPr>
-          <w:sz w:val="24"/>
-          <w:szCs w:val="24"/>
-        </w:rPr>
-      </w:pPr>
+        <w:t xml:space="preserve">As a software engineer, I possess technical expertise in various programming languages and software development tools. My experience in the software engineering field includes </w:t>
+      </w:r>
       <w:r>
         <w:rPr>
           <w:sz w:val="24"/>
           <w:szCs w:val="24"/>
         </w:rPr>
         <w:lastRenderedPageBreak/>
+        <w:t>developing, testing, and deploying software applications, and working collaboratively with cross-functional teams to deliver high-quality products.</w:t>
+      </w:r>
+    </w:p>
+    <w:p>
+      <w:pPr>
+        <w:spacing w:line="240" w:lineRule="auto"/>
+        <w:rPr>
+          <w:sz w:val="24"/>
+          <w:szCs w:val="24"/>
+        </w:rPr>
+      </w:pPr>
+      <w:r>
+        <w:rPr>
+          <w:sz w:val="24"/>
+          <w:szCs w:val="24"/>
+        </w:rPr>
         <w:t>Currently pursuing a BSC in Information Technology</w:t>
       </w:r>
       <w:r>

--- a/my_cv.docx
+++ b/my_cv.docx
@@ -283,21 +283,7 @@
           <w:sz w:val="24"/>
           <w:szCs w:val="24"/>
         </w:rPr>
-        <w:t xml:space="preserve">Seasoned software engineer with a robust skill set in HTML, CSS, JavaScript, React JS, and </w:t>
-      </w:r>
-      <w:r>
-        <w:rPr>
-          <w:sz w:val="24"/>
-          <w:szCs w:val="24"/>
-        </w:rPr>
-        <w:t>PHP</w:t>
-      </w:r>
-      <w:r>
-        <w:rPr>
-          <w:sz w:val="24"/>
-          <w:szCs w:val="24"/>
-        </w:rPr>
-        <w:t xml:space="preserve">. Over two years of impactful contributions at </w:t>
+        <w:t xml:space="preserve">Skilled software engineer with a strong background in HTML, CSS, JavaScript, React JS. Currently pursuing a BSC in Information Technology at the University of Energy and Natural Resources, dedicated to learning new technologies and best practices. Experienced in developing and deploying high-quality software applications, as well as debugging and troubleshooting issues. Contributed to various projects at </w:t>
       </w:r>
       <w:proofErr w:type="spellStart"/>
       <w:r>
@@ -305,7 +291,7 @@
           <w:sz w:val="24"/>
           <w:szCs w:val="24"/>
         </w:rPr>
-        <w:t>TiVate</w:t>
+        <w:t>Kaaseman</w:t>
       </w:r>
       <w:proofErr w:type="spellEnd"/>
       <w:r>
@@ -313,23 +299,21 @@
           <w:sz w:val="24"/>
           <w:szCs w:val="24"/>
         </w:rPr>
-        <w:t xml:space="preserve">, a startup software engineering company in Ghana, demonstrating excellence in developing innovative solutions and collaborating on diverse projects. Possesses expertise in debugging, troubleshooting, and deploying high-quality software applications. Currently pursuing a BSC in Information Technology at the University of Energy and Natural Resources, committed to staying at the forefront of technology. Played a pivotal role at </w:t>
-      </w:r>
-      <w:proofErr w:type="spellStart"/>
-      <w:r>
-        <w:rPr>
-          <w:sz w:val="24"/>
-          <w:szCs w:val="24"/>
-        </w:rPr>
-        <w:t>Kaaseman</w:t>
-      </w:r>
-      <w:proofErr w:type="spellEnd"/>
-      <w:r>
-        <w:rPr>
-          <w:sz w:val="24"/>
-          <w:szCs w:val="24"/>
-        </w:rPr>
-        <w:t xml:space="preserve"> Rural Bank, configuring systems and resolving challenges, actively engaged in the development of a tailored application for the bank.</w:t>
+        <w:t xml:space="preserve"> Rural Bank</w:t>
+      </w:r>
+      <w:r>
+        <w:rPr>
+          <w:sz w:val="24"/>
+          <w:szCs w:val="24"/>
+        </w:rPr>
+        <w:t xml:space="preserve"> during my internship</w:t>
+      </w:r>
+      <w:r>
+        <w:rPr>
+          <w:sz w:val="24"/>
+          <w:szCs w:val="24"/>
+        </w:rPr>
+        <w:t>, a leading financial institution in Ghana, where I configured systems, resolved challenges, and developed a customized application for the bank.</w:t>
       </w:r>
     </w:p>
     <w:p>
@@ -713,52 +697,6 @@
           <w:sz w:val="24"/>
           <w:szCs w:val="24"/>
         </w:rPr>
-        <w:t xml:space="preserve">I have two years of experience working with </w:t>
-      </w:r>
-      <w:proofErr w:type="spellStart"/>
-      <w:r>
-        <w:rPr>
-          <w:sz w:val="24"/>
-          <w:szCs w:val="24"/>
-        </w:rPr>
-        <w:t>TiVate</w:t>
-      </w:r>
-      <w:proofErr w:type="spellEnd"/>
-      <w:r>
-        <w:rPr>
-          <w:sz w:val="24"/>
-          <w:szCs w:val="24"/>
-        </w:rPr>
-        <w:t>, a</w:t>
-      </w:r>
-      <w:r>
-        <w:rPr>
-          <w:sz w:val="24"/>
-          <w:szCs w:val="24"/>
-        </w:rPr>
-        <w:t xml:space="preserve"> </w:t>
-      </w:r>
-      <w:r>
-        <w:rPr>
-          <w:sz w:val="24"/>
-          <w:szCs w:val="24"/>
-        </w:rPr>
-        <w:t>startup software engineering company in Ghana.</w:t>
-      </w:r>
-    </w:p>
-    <w:p>
-      <w:pPr>
-        <w:spacing w:line="240" w:lineRule="auto"/>
-        <w:rPr>
-          <w:sz w:val="24"/>
-          <w:szCs w:val="24"/>
-        </w:rPr>
-      </w:pPr>
-      <w:r>
-        <w:rPr>
-          <w:sz w:val="24"/>
-          <w:szCs w:val="24"/>
-        </w:rPr>
         <w:t>I have one year of experience teaching primary 1 to 3 and mathematics at JHS 1 to 3, and have developed skills in lesson planning, classroom management, and student engagement.</w:t>
       </w:r>
     </w:p>
@@ -775,59 +713,59 @@
           <w:sz w:val="24"/>
           <w:szCs w:val="24"/>
         </w:rPr>
-        <w:t xml:space="preserve">As a software engineer, I possess technical expertise in various programming languages and software development tools. My experience in the software engineering field includes </w:t>
-      </w:r>
-      <w:r>
-        <w:rPr>
-          <w:sz w:val="24"/>
-          <w:szCs w:val="24"/>
+        <w:t>As a software engineer, I possess technical expertise in various programming languages and software development tools. My experience in the software engineering field includes developing, testing, and deploying software applications, and working collaboratively with cross-functional teams to deliver high-quality products.</w:t>
+      </w:r>
+    </w:p>
+    <w:p>
+      <w:pPr>
+        <w:spacing w:line="240" w:lineRule="auto"/>
+        <w:rPr>
+          <w:sz w:val="24"/>
+          <w:szCs w:val="24"/>
+        </w:rPr>
+      </w:pPr>
+      <w:r>
+        <w:rPr>
+          <w:sz w:val="24"/>
+          <w:szCs w:val="24"/>
+        </w:rPr>
+        <w:t>Currently pursuing a BSC in Information Technology</w:t>
+      </w:r>
+      <w:r>
+        <w:rPr>
+          <w:sz w:val="24"/>
+          <w:szCs w:val="24"/>
+        </w:rPr>
+        <w:t xml:space="preserve"> at the University of Energy and Natural Resources</w:t>
+      </w:r>
+      <w:r>
+        <w:rPr>
+          <w:sz w:val="24"/>
+          <w:szCs w:val="24"/>
+        </w:rPr>
+        <w:t xml:space="preserve"> and in my final year</w:t>
+      </w:r>
+      <w:r>
+        <w:rPr>
+          <w:sz w:val="24"/>
+          <w:szCs w:val="24"/>
+        </w:rPr>
+        <w:t xml:space="preserve">. </w:t>
+      </w:r>
+    </w:p>
+    <w:p>
+      <w:pPr>
+        <w:spacing w:line="240" w:lineRule="auto"/>
+        <w:rPr>
+          <w:sz w:val="28"/>
+          <w:szCs w:val="28"/>
+        </w:rPr>
+      </w:pPr>
+      <w:r>
+        <w:rPr>
+          <w:noProof/>
         </w:rPr>
         <w:lastRenderedPageBreak/>
-        <w:t>developing, testing, and deploying software applications, and working collaboratively with cross-functional teams to deliver high-quality products.</w:t>
-      </w:r>
-    </w:p>
-    <w:p>
-      <w:pPr>
-        <w:spacing w:line="240" w:lineRule="auto"/>
-        <w:rPr>
-          <w:sz w:val="24"/>
-          <w:szCs w:val="24"/>
-        </w:rPr>
-      </w:pPr>
-      <w:r>
-        <w:rPr>
-          <w:sz w:val="24"/>
-          <w:szCs w:val="24"/>
-        </w:rPr>
-        <w:t>Currently pursuing a BSC in Information Technology</w:t>
-      </w:r>
-      <w:r>
-        <w:rPr>
-          <w:sz w:val="24"/>
-          <w:szCs w:val="24"/>
-        </w:rPr>
-        <w:t xml:space="preserve"> at the University of Energy and Natural Resources</w:t>
-      </w:r>
-      <w:r>
-        <w:rPr>
-          <w:sz w:val="24"/>
-          <w:szCs w:val="24"/>
-        </w:rPr>
-        <w:t xml:space="preserve">. </w:t>
-      </w:r>
-    </w:p>
-    <w:p>
-      <w:pPr>
-        <w:spacing w:line="240" w:lineRule="auto"/>
-        <w:rPr>
-          <w:sz w:val="28"/>
-          <w:szCs w:val="28"/>
-        </w:rPr>
-      </w:pPr>
-      <w:r>
-        <w:rPr>
-          <w:noProof/>
-        </w:rPr>
         <mc:AlternateContent>
           <mc:Choice Requires="wps">
             <w:drawing>
@@ -1256,89 +1194,6 @@
           <w:szCs w:val="24"/>
         </w:rPr>
       </w:pPr>
-    </w:p>
-    <w:p>
-      <w:pPr>
-        <w:spacing w:line="240" w:lineRule="auto"/>
-        <w:rPr>
-          <w:sz w:val="24"/>
-          <w:szCs w:val="24"/>
-        </w:rPr>
-      </w:pPr>
-      <w:r>
-        <w:rPr>
-          <w:sz w:val="24"/>
-          <w:szCs w:val="24"/>
-        </w:rPr>
-        <w:t>Mr. Samuel Aidoo</w:t>
-      </w:r>
-    </w:p>
-    <w:p>
-      <w:pPr>
-        <w:spacing w:line="240" w:lineRule="auto"/>
-        <w:rPr>
-          <w:sz w:val="24"/>
-          <w:szCs w:val="24"/>
-        </w:rPr>
-      </w:pPr>
-      <w:r>
-        <w:rPr>
-          <w:sz w:val="24"/>
-          <w:szCs w:val="24"/>
-        </w:rPr>
-        <w:t xml:space="preserve">Founder of </w:t>
-      </w:r>
-      <w:proofErr w:type="spellStart"/>
-      <w:r>
-        <w:rPr>
-          <w:sz w:val="24"/>
-          <w:szCs w:val="24"/>
-        </w:rPr>
-        <w:t>TiVate</w:t>
-      </w:r>
-      <w:proofErr w:type="spellEnd"/>
-    </w:p>
-    <w:p>
-      <w:pPr>
-        <w:spacing w:line="240" w:lineRule="auto"/>
-        <w:rPr>
-          <w:sz w:val="24"/>
-          <w:szCs w:val="24"/>
-        </w:rPr>
-      </w:pPr>
-      <w:r>
-        <w:rPr>
-          <w:sz w:val="24"/>
-          <w:szCs w:val="24"/>
-        </w:rPr>
-        <w:t>+233 50 659 6743</w:t>
-      </w:r>
-    </w:p>
-    <w:p>
-      <w:pPr>
-        <w:spacing w:line="240" w:lineRule="auto"/>
-        <w:rPr>
-          <w:sz w:val="24"/>
-          <w:szCs w:val="24"/>
-        </w:rPr>
-      </w:pPr>
-      <w:hyperlink r:id="rId8" w:history="1">
-        <w:r>
-          <w:rPr>
-            <w:rStyle w:val="Hyperlink"/>
-            <w:sz w:val="24"/>
-            <w:szCs w:val="24"/>
-          </w:rPr>
-          <w:t>samuelaidoo45@gmail.com</w:t>
-        </w:r>
-      </w:hyperlink>
-      <w:r>
-        <w:rPr>
-          <w:sz w:val="24"/>
-          <w:szCs w:val="24"/>
-        </w:rPr>
-        <w:t xml:space="preserve"> </w:t>
-      </w:r>
     </w:p>
     <w:p/>
     <w:sectPr>
